--- a/info4100.project.prediction.hita.docx
+++ b/info4100.project.prediction.hita.docx
@@ -10049,6 +10049,453 @@
         <w:rPr>
           <w:rStyle w:val="NormalTok"/>
         </w:rPr>
+        <w:t xml:space="preserve">    </w:t>
+      </w:r>
+      <w:r>
+        <w:rPr>
+          <w:rStyle w:val="CommentTok"/>
+        </w:rPr>
+        <w:t xml:space="preserve"># Text and temporal features</w:t>
+      </w:r>
+      <w:r>
+        <w:br/>
+      </w:r>
+      <w:r>
+        <w:rPr>
+          <w:rStyle w:val="NormalTok"/>
+        </w:rPr>
+        <w:t xml:space="preserve">    msg_texts </w:t>
+      </w:r>
+      <w:r>
+        <w:rPr>
+          <w:rStyle w:val="OtherTok"/>
+        </w:rPr>
+        <w:t xml:space="preserve">&lt;-</w:t>
+      </w:r>
+      <w:r>
+        <w:rPr>
+          <w:rStyle w:val="NormalTok"/>
+        </w:rPr>
+        <w:t xml:space="preserve"> student_msgs</w:t>
+      </w:r>
+      <w:r>
+        <w:rPr>
+          <w:rStyle w:val="SpecialCharTok"/>
+        </w:rPr>
+        <w:t xml:space="preserve">$</w:t>
+      </w:r>
+      <w:r>
+        <w:rPr>
+          <w:rStyle w:val="NormalTok"/>
+        </w:rPr>
+        <w:t xml:space="preserve">message_text</w:t>
+      </w:r>
+      <w:r>
+        <w:br/>
+      </w:r>
+      <w:r>
+        <w:rPr>
+          <w:rStyle w:val="NormalTok"/>
+        </w:rPr>
+        <w:t xml:space="preserve">    pct_question </w:t>
+      </w:r>
+      <w:r>
+        <w:rPr>
+          <w:rStyle w:val="OtherTok"/>
+        </w:rPr>
+        <w:t xml:space="preserve">&lt;-</w:t>
+      </w:r>
+      <w:r>
+        <w:rPr>
+          <w:rStyle w:val="NormalTok"/>
+        </w:rPr>
+        <w:t xml:space="preserve"> </w:t>
+      </w:r>
+      <w:r>
+        <w:rPr>
+          <w:rStyle w:val="FunctionTok"/>
+        </w:rPr>
+        <w:t xml:space="preserve">ifelse</w:t>
+      </w:r>
+      <w:r>
+        <w:rPr>
+          <w:rStyle w:val="NormalTok"/>
+        </w:rPr>
+        <w:t xml:space="preserve">(</w:t>
+      </w:r>
+      <w:r>
+        <w:rPr>
+          <w:rStyle w:val="FunctionTok"/>
+        </w:rPr>
+        <w:t xml:space="preserve">length</w:t>
+      </w:r>
+      <w:r>
+        <w:rPr>
+          <w:rStyle w:val="NormalTok"/>
+        </w:rPr>
+        <w:t xml:space="preserve">(msg_texts) </w:t>
+      </w:r>
+      <w:r>
+        <w:rPr>
+          <w:rStyle w:val="SpecialCharTok"/>
+        </w:rPr>
+        <w:t xml:space="preserve">&gt;</w:t>
+      </w:r>
+      <w:r>
+        <w:rPr>
+          <w:rStyle w:val="NormalTok"/>
+        </w:rPr>
+        <w:t xml:space="preserve"> </w:t>
+      </w:r>
+      <w:r>
+        <w:rPr>
+          <w:rStyle w:val="DecValTok"/>
+        </w:rPr>
+        <w:t xml:space="preserve">0</w:t>
+      </w:r>
+      <w:r>
+        <w:rPr>
+          <w:rStyle w:val="NormalTok"/>
+        </w:rPr>
+        <w:t xml:space="preserve">, </w:t>
+      </w:r>
+      <w:r>
+        <w:rPr>
+          <w:rStyle w:val="FunctionTok"/>
+        </w:rPr>
+        <w:t xml:space="preserve">mean</w:t>
+      </w:r>
+      <w:r>
+        <w:rPr>
+          <w:rStyle w:val="NormalTok"/>
+        </w:rPr>
+        <w:t xml:space="preserve">(</w:t>
+      </w:r>
+      <w:r>
+        <w:rPr>
+          <w:rStyle w:val="FunctionTok"/>
+        </w:rPr>
+        <w:t xml:space="preserve">grepl</w:t>
+      </w:r>
+      <w:r>
+        <w:rPr>
+          <w:rStyle w:val="NormalTok"/>
+        </w:rPr>
+        <w:t xml:space="preserve">(</w:t>
+      </w:r>
+      <w:r>
+        <w:rPr>
+          <w:rStyle w:val="StringTok"/>
+        </w:rPr>
+        <w:t xml:space="preserve">"[?]"</w:t>
+      </w:r>
+      <w:r>
+        <w:rPr>
+          <w:rStyle w:val="NormalTok"/>
+        </w:rPr>
+        <w:t xml:space="preserve">, msg_texts)), </w:t>
+      </w:r>
+      <w:r>
+        <w:rPr>
+          <w:rStyle w:val="DecValTok"/>
+        </w:rPr>
+        <w:t xml:space="preserve">0</w:t>
+      </w:r>
+      <w:r>
+        <w:rPr>
+          <w:rStyle w:val="NormalTok"/>
+        </w:rPr>
+        <w:t xml:space="preserve">)</w:t>
+      </w:r>
+      <w:r>
+        <w:br/>
+      </w:r>
+      <w:r>
+        <w:rPr>
+          <w:rStyle w:val="NormalTok"/>
+        </w:rPr>
+        <w:t xml:space="preserve">    pct_weekend </w:t>
+      </w:r>
+      <w:r>
+        <w:rPr>
+          <w:rStyle w:val="OtherTok"/>
+        </w:rPr>
+        <w:t xml:space="preserve">&lt;-</w:t>
+      </w:r>
+      <w:r>
+        <w:rPr>
+          <w:rStyle w:val="NormalTok"/>
+        </w:rPr>
+        <w:t xml:space="preserve"> </w:t>
+      </w:r>
+      <w:r>
+        <w:rPr>
+          <w:rStyle w:val="FunctionTok"/>
+        </w:rPr>
+        <w:t xml:space="preserve">ifelse</w:t>
+      </w:r>
+      <w:r>
+        <w:rPr>
+          <w:rStyle w:val="NormalTok"/>
+        </w:rPr>
+        <w:t xml:space="preserve">(</w:t>
+      </w:r>
+      <w:r>
+        <w:rPr>
+          <w:rStyle w:val="FunctionTok"/>
+        </w:rPr>
+        <w:t xml:space="preserve">nrow</w:t>
+      </w:r>
+      <w:r>
+        <w:rPr>
+          <w:rStyle w:val="NormalTok"/>
+        </w:rPr>
+        <w:t xml:space="preserve">(student_msgs) </w:t>
+      </w:r>
+      <w:r>
+        <w:rPr>
+          <w:rStyle w:val="SpecialCharTok"/>
+        </w:rPr>
+        <w:t xml:space="preserve">&gt;</w:t>
+      </w:r>
+      <w:r>
+        <w:rPr>
+          <w:rStyle w:val="NormalTok"/>
+        </w:rPr>
+        <w:t xml:space="preserve"> </w:t>
+      </w:r>
+      <w:r>
+        <w:rPr>
+          <w:rStyle w:val="DecValTok"/>
+        </w:rPr>
+        <w:t xml:space="preserve">0</w:t>
+      </w:r>
+      <w:r>
+        <w:rPr>
+          <w:rStyle w:val="NormalTok"/>
+        </w:rPr>
+        <w:t xml:space="preserve">,</w:t>
+      </w:r>
+      <w:r>
+        <w:br/>
+      </w:r>
+      <w:r>
+        <w:rPr>
+          <w:rStyle w:val="NormalTok"/>
+        </w:rPr>
+        <w:t xml:space="preserve">                          </w:t>
+      </w:r>
+      <w:r>
+        <w:rPr>
+          <w:rStyle w:val="FunctionTok"/>
+        </w:rPr>
+        <w:t xml:space="preserve">mean</w:t>
+      </w:r>
+      <w:r>
+        <w:rPr>
+          <w:rStyle w:val="NormalTok"/>
+        </w:rPr>
+        <w:t xml:space="preserve">(</w:t>
+      </w:r>
+      <w:r>
+        <w:rPr>
+          <w:rStyle w:val="FunctionTok"/>
+        </w:rPr>
+        <w:t xml:space="preserve">weekdays</w:t>
+      </w:r>
+      <w:r>
+        <w:rPr>
+          <w:rStyle w:val="NormalTok"/>
+        </w:rPr>
+        <w:t xml:space="preserve">(student_msgs</w:t>
+      </w:r>
+      <w:r>
+        <w:rPr>
+          <w:rStyle w:val="SpecialCharTok"/>
+        </w:rPr>
+        <w:t xml:space="preserve">$</w:t>
+      </w:r>
+      <w:r>
+        <w:rPr>
+          <w:rStyle w:val="NormalTok"/>
+        </w:rPr>
+        <w:t xml:space="preserve">created_at) </w:t>
+      </w:r>
+      <w:r>
+        <w:rPr>
+          <w:rStyle w:val="SpecialCharTok"/>
+        </w:rPr>
+        <w:t xml:space="preserve">%in%</w:t>
+      </w:r>
+      <w:r>
+        <w:rPr>
+          <w:rStyle w:val="NormalTok"/>
+        </w:rPr>
+        <w:t xml:space="preserve"> </w:t>
+      </w:r>
+      <w:r>
+        <w:rPr>
+          <w:rStyle w:val="FunctionTok"/>
+        </w:rPr>
+        <w:t xml:space="preserve">c</w:t>
+      </w:r>
+      <w:r>
+        <w:rPr>
+          <w:rStyle w:val="NormalTok"/>
+        </w:rPr>
+        <w:t xml:space="preserve">(</w:t>
+      </w:r>
+      <w:r>
+        <w:rPr>
+          <w:rStyle w:val="StringTok"/>
+        </w:rPr>
+        <w:t xml:space="preserve">"Saturday"</w:t>
+      </w:r>
+      <w:r>
+        <w:rPr>
+          <w:rStyle w:val="NormalTok"/>
+        </w:rPr>
+        <w:t xml:space="preserve">, </w:t>
+      </w:r>
+      <w:r>
+        <w:rPr>
+          <w:rStyle w:val="StringTok"/>
+        </w:rPr>
+        <w:t xml:space="preserve">"Sunday"</w:t>
+      </w:r>
+      <w:r>
+        <w:rPr>
+          <w:rStyle w:val="NormalTok"/>
+        </w:rPr>
+        <w:t xml:space="preserve">)), </w:t>
+      </w:r>
+      <w:r>
+        <w:rPr>
+          <w:rStyle w:val="DecValTok"/>
+        </w:rPr>
+        <w:t xml:space="preserve">0</w:t>
+      </w:r>
+      <w:r>
+        <w:rPr>
+          <w:rStyle w:val="NormalTok"/>
+        </w:rPr>
+        <w:t xml:space="preserve">)</w:t>
+      </w:r>
+      <w:r>
+        <w:br/>
+      </w:r>
+      <w:r>
+        <w:rPr>
+          <w:rStyle w:val="NormalTok"/>
+        </w:rPr>
+        <w:t xml:space="preserve">    median_msg_len </w:t>
+      </w:r>
+      <w:r>
+        <w:rPr>
+          <w:rStyle w:val="OtherTok"/>
+        </w:rPr>
+        <w:t xml:space="preserve">&lt;-</w:t>
+      </w:r>
+      <w:r>
+        <w:rPr>
+          <w:rStyle w:val="NormalTok"/>
+        </w:rPr>
+        <w:t xml:space="preserve"> </w:t>
+      </w:r>
+      <w:r>
+        <w:rPr>
+          <w:rStyle w:val="FunctionTok"/>
+        </w:rPr>
+        <w:t xml:space="preserve">ifelse</w:t>
+      </w:r>
+      <w:r>
+        <w:rPr>
+          <w:rStyle w:val="NormalTok"/>
+        </w:rPr>
+        <w:t xml:space="preserve">(</w:t>
+      </w:r>
+      <w:r>
+        <w:rPr>
+          <w:rStyle w:val="FunctionTok"/>
+        </w:rPr>
+        <w:t xml:space="preserve">length</w:t>
+      </w:r>
+      <w:r>
+        <w:rPr>
+          <w:rStyle w:val="NormalTok"/>
+        </w:rPr>
+        <w:t xml:space="preserve">(msg_texts) </w:t>
+      </w:r>
+      <w:r>
+        <w:rPr>
+          <w:rStyle w:val="SpecialCharTok"/>
+        </w:rPr>
+        <w:t xml:space="preserve">&gt;</w:t>
+      </w:r>
+      <w:r>
+        <w:rPr>
+          <w:rStyle w:val="NormalTok"/>
+        </w:rPr>
+        <w:t xml:space="preserve"> </w:t>
+      </w:r>
+      <w:r>
+        <w:rPr>
+          <w:rStyle w:val="DecValTok"/>
+        </w:rPr>
+        <w:t xml:space="preserve">0</w:t>
+      </w:r>
+      <w:r>
+        <w:rPr>
+          <w:rStyle w:val="NormalTok"/>
+        </w:rPr>
+        <w:t xml:space="preserve">, </w:t>
+      </w:r>
+      <w:r>
+        <w:rPr>
+          <w:rStyle w:val="FunctionTok"/>
+        </w:rPr>
+        <w:t xml:space="preserve">median</w:t>
+      </w:r>
+      <w:r>
+        <w:rPr>
+          <w:rStyle w:val="NormalTok"/>
+        </w:rPr>
+        <w:t xml:space="preserve">(</w:t>
+      </w:r>
+      <w:r>
+        <w:rPr>
+          <w:rStyle w:val="FunctionTok"/>
+        </w:rPr>
+        <w:t xml:space="preserve">nchar</w:t>
+      </w:r>
+      <w:r>
+        <w:rPr>
+          <w:rStyle w:val="NormalTok"/>
+        </w:rPr>
+        <w:t xml:space="preserve">(msg_texts)), </w:t>
+      </w:r>
+      <w:r>
+        <w:rPr>
+          <w:rStyle w:val="DecValTok"/>
+        </w:rPr>
+        <w:t xml:space="preserve">0</w:t>
+      </w:r>
+      <w:r>
+        <w:rPr>
+          <w:rStyle w:val="NormalTok"/>
+        </w:rPr>
+        <w:t xml:space="preserve">)</w:t>
+      </w:r>
+      <w:r>
+        <w:br/>
+      </w:r>
+      <w:r>
+        <w:br/>
+      </w:r>
+      <w:r>
+        <w:rPr>
+          <w:rStyle w:val="NormalTok"/>
+        </w:rPr>
         <w:t xml:space="preserve">    results[[i]] </w:t>
       </w:r>
       <w:r>
@@ -10670,7 +11117,70 @@
         <w:rPr>
           <w:rStyle w:val="NormalTok"/>
         </w:rPr>
-        <w:t xml:space="preserve"> prev_completion_rate</w:t>
+        <w:t xml:space="preserve"> prev_completion_rate,</w:t>
+      </w:r>
+      <w:r>
+        <w:br/>
+      </w:r>
+      <w:r>
+        <w:rPr>
+          <w:rStyle w:val="NormalTok"/>
+        </w:rPr>
+        <w:t xml:space="preserve">      </w:t>
+      </w:r>
+      <w:r>
+        <w:rPr>
+          <w:rStyle w:val="AttributeTok"/>
+        </w:rPr>
+        <w:t xml:space="preserve">pct_question =</w:t>
+      </w:r>
+      <w:r>
+        <w:rPr>
+          <w:rStyle w:val="NormalTok"/>
+        </w:rPr>
+        <w:t xml:space="preserve"> pct_question,</w:t>
+      </w:r>
+      <w:r>
+        <w:br/>
+      </w:r>
+      <w:r>
+        <w:rPr>
+          <w:rStyle w:val="NormalTok"/>
+        </w:rPr>
+        <w:t xml:space="preserve">      </w:t>
+      </w:r>
+      <w:r>
+        <w:rPr>
+          <w:rStyle w:val="AttributeTok"/>
+        </w:rPr>
+        <w:t xml:space="preserve">pct_weekend =</w:t>
+      </w:r>
+      <w:r>
+        <w:rPr>
+          <w:rStyle w:val="NormalTok"/>
+        </w:rPr>
+        <w:t xml:space="preserve"> pct_weekend,</w:t>
+      </w:r>
+      <w:r>
+        <w:br/>
+      </w:r>
+      <w:r>
+        <w:rPr>
+          <w:rStyle w:val="NormalTok"/>
+        </w:rPr>
+        <w:t xml:space="preserve">      </w:t>
+      </w:r>
+      <w:r>
+        <w:rPr>
+          <w:rStyle w:val="AttributeTok"/>
+        </w:rPr>
+        <w:t xml:space="preserve">median_msg_len =</w:t>
+      </w:r>
+      <w:r>
+        <w:rPr>
+          <w:rStyle w:val="NormalTok"/>
+        </w:rPr>
+        <w:t xml:space="preserve"> median_msg_len</w:t>
       </w:r>
       <w:r>
         <w:br/>
@@ -11116,7 +11626,7 @@
         <w:rPr>
           <w:rStyle w:val="VerbatimChar"/>
         </w:rPr>
-        <w:t xml:space="preserve">## # A tibble: 20 × 15</w:t>
+        <w:t xml:space="preserve">## # A tibble: 20 × 18</w:t>
       </w:r>
       <w:r>
         <w:br/>
@@ -11323,7 +11833,7 @@
         <w:rPr>
           <w:rStyle w:val="VerbatimChar"/>
         </w:rPr>
-        <w:t xml:space="preserve">## # ℹ 10 more variables: num_chat_conversations &lt;int&gt;, avg_msg_len &lt;dbl&gt;,</w:t>
+        <w:t xml:space="preserve">## # ℹ 13 more variables: num_chat_conversations &lt;int&gt;, avg_msg_len &lt;dbl&gt;,</w:t>
       </w:r>
       <w:r>
         <w:br/>
@@ -11350,7 +11860,16 @@
         <w:rPr>
           <w:rStyle w:val="VerbatimChar"/>
         </w:rPr>
-        <w:t xml:space="preserve">## #   prev_completion_rate &lt;dbl&gt;, completed &lt;lgl&gt;, missed &lt;fct&gt;</w:t>
+        <w:t xml:space="preserve">## #   prev_completion_rate &lt;dbl&gt;, pct_question &lt;dbl&gt;, pct_weekend &lt;dbl&gt;,</w:t>
+      </w:r>
+      <w:r>
+        <w:br/>
+      </w:r>
+      <w:r>
+        <w:rPr>
+          <w:rStyle w:val="VerbatimChar"/>
+        </w:rPr>
+        <w:t xml:space="preserve">## #   median_msg_len &lt;dbl&gt;, completed &lt;lgl&gt;, missed &lt;fct&gt;</w:t>
       </w:r>
     </w:p>
     <w:p>
@@ -12840,7 +13359,46 @@
         <w:rPr>
           <w:rStyle w:val="NormalTok"/>
         </w:rPr>
-        <w:t xml:space="preserve"> prev_completion_rate,</w:t>
+        <w:t xml:space="preserve"> prev_completion_rate </w:t>
+      </w:r>
+      <w:r>
+        <w:rPr>
+          <w:rStyle w:val="SpecialCharTok"/>
+        </w:rPr>
+        <w:t xml:space="preserve">+</w:t>
+      </w:r>
+      <w:r>
+        <w:br/>
+      </w:r>
+      <w:r>
+        <w:rPr>
+          <w:rStyle w:val="NormalTok"/>
+        </w:rPr>
+        <w:t xml:space="preserve">                           pct_question </w:t>
+      </w:r>
+      <w:r>
+        <w:rPr>
+          <w:rStyle w:val="SpecialCharTok"/>
+        </w:rPr>
+        <w:t xml:space="preserve">+</w:t>
+      </w:r>
+      <w:r>
+        <w:rPr>
+          <w:rStyle w:val="NormalTok"/>
+        </w:rPr>
+        <w:t xml:space="preserve"> pct_weekend </w:t>
+      </w:r>
+      <w:r>
+        <w:rPr>
+          <w:rStyle w:val="SpecialCharTok"/>
+        </w:rPr>
+        <w:t xml:space="preserve">+</w:t>
+      </w:r>
+      <w:r>
+        <w:rPr>
+          <w:rStyle w:val="NormalTok"/>
+        </w:rPr>
+        <w:t xml:space="preserve"> median_msg_len,</w:t>
       </w:r>
       <w:r>
         <w:br/>
@@ -12975,7 +13533,7 @@
         <w:rPr>
           <w:rStyle w:val="DecValTok"/>
         </w:rPr>
-        <w:t xml:space="preserve">7</w:t>
+        <w:t xml:space="preserve">5</w:t>
       </w:r>
       <w:r>
         <w:rPr>
@@ -14097,7 +14655,7 @@
         <w:rPr>
           <w:rStyle w:val="VerbatimChar"/>
         </w:rPr>
-        <w:t xml:space="preserve">## Random Forest Training F1: 0.9513514</w:t>
+        <w:t xml:space="preserve">## Random Forest Training F1: 0.9617486</w:t>
       </w:r>
     </w:p>
     <w:p>
@@ -14185,7 +14743,7 @@
         <w:rPr>
           <w:rStyle w:val="VerbatimChar"/>
         </w:rPr>
-        <w:t xml:space="preserve">## RF Accuracy: 0.9813278</w:t>
+        <w:t xml:space="preserve">## RF Accuracy: 0.9854772</w:t>
       </w:r>
     </w:p>
     <w:p>
@@ -14249,7 +14807,7 @@
         <w:rPr>
           <w:rStyle w:val="VerbatimChar"/>
         </w:rPr>
-        <w:t xml:space="preserve">## RF Precision: 0.9072165</w:t>
+        <w:t xml:space="preserve">## RF Precision: 0.9263158</w:t>
       </w:r>
     </w:p>
     <w:p>
@@ -14350,97 +14908,124 @@
         <w:rPr>
           <w:rStyle w:val="VerbatimChar"/>
         </w:rPr>
-        <w:t xml:space="preserve">## total_msgs                    10.3363633</w:t>
-      </w:r>
-      <w:r>
-        <w:br/>
-      </w:r>
-      <w:r>
-        <w:rPr>
-          <w:rStyle w:val="VerbatimChar"/>
-        </w:rPr>
-        <w:t xml:space="preserve">## total_activity_msgs           21.9795112</w:t>
-      </w:r>
-      <w:r>
-        <w:br/>
-      </w:r>
-      <w:r>
-        <w:rPr>
-          <w:rStyle w:val="VerbatimChar"/>
-        </w:rPr>
-        <w:t xml:space="preserve">## num_conversations              3.9096931</w:t>
-      </w:r>
-      <w:r>
-        <w:br/>
-      </w:r>
-      <w:r>
-        <w:rPr>
-          <w:rStyle w:val="VerbatimChar"/>
-        </w:rPr>
-        <w:t xml:space="preserve">## num_chat_conversations         3.6913598</w:t>
-      </w:r>
-      <w:r>
-        <w:br/>
-      </w:r>
-      <w:r>
-        <w:rPr>
-          <w:rStyle w:val="VerbatimChar"/>
-        </w:rPr>
-        <w:t xml:space="preserve">## avg_msg_len                    9.1781338</w:t>
-      </w:r>
-      <w:r>
-        <w:br/>
-      </w:r>
-      <w:r>
-        <w:rPr>
-          <w:rStyle w:val="VerbatimChar"/>
-        </w:rPr>
-        <w:t xml:space="preserve">## max_msg_len                    8.6811953</w:t>
-      </w:r>
-      <w:r>
-        <w:br/>
-      </w:r>
-      <w:r>
-        <w:rPr>
-          <w:rStyle w:val="VerbatimChar"/>
-        </w:rPr>
-        <w:t xml:space="preserve">## hours_since_last_msg          14.4512099</w:t>
-      </w:r>
-      <w:r>
-        <w:br/>
-      </w:r>
-      <w:r>
-        <w:rPr>
-          <w:rStyle w:val="VerbatimChar"/>
-        </w:rPr>
-        <w:t xml:space="preserve">## active_days                    4.9940928</w:t>
-      </w:r>
-      <w:r>
-        <w:br/>
-      </w:r>
-      <w:r>
-        <w:rPr>
-          <w:rStyle w:val="VerbatimChar"/>
-        </w:rPr>
-        <w:t xml:space="preserve">## completed_before_cutoff       22.7085113</w:t>
-      </w:r>
-      <w:r>
-        <w:br/>
-      </w:r>
-      <w:r>
-        <w:rPr>
-          <w:rStyle w:val="VerbatimChar"/>
-        </w:rPr>
-        <w:t xml:space="preserve">## n_prev_completed               0.6055020</w:t>
-      </w:r>
-      <w:r>
-        <w:br/>
-      </w:r>
-      <w:r>
-        <w:rPr>
-          <w:rStyle w:val="VerbatimChar"/>
-        </w:rPr>
-        <w:t xml:space="preserve">## prev_completion_rate           0.6120815</w:t>
+        <w:t xml:space="preserve">## total_msgs                    11.8300468</w:t>
+      </w:r>
+      <w:r>
+        <w:br/>
+      </w:r>
+      <w:r>
+        <w:rPr>
+          <w:rStyle w:val="VerbatimChar"/>
+        </w:rPr>
+        <w:t xml:space="preserve">## total_activity_msgs           26.2007160</w:t>
+      </w:r>
+      <w:r>
+        <w:br/>
+      </w:r>
+      <w:r>
+        <w:rPr>
+          <w:rStyle w:val="VerbatimChar"/>
+        </w:rPr>
+        <w:t xml:space="preserve">## num_conversations              4.6544148</w:t>
+      </w:r>
+      <w:r>
+        <w:br/>
+      </w:r>
+      <w:r>
+        <w:rPr>
+          <w:rStyle w:val="VerbatimChar"/>
+        </w:rPr>
+        <w:t xml:space="preserve">## num_chat_conversations         3.8198920</w:t>
+      </w:r>
+      <w:r>
+        <w:br/>
+      </w:r>
+      <w:r>
+        <w:rPr>
+          <w:rStyle w:val="VerbatimChar"/>
+        </w:rPr>
+        <w:t xml:space="preserve">## avg_msg_len                    9.2378725</w:t>
+      </w:r>
+      <w:r>
+        <w:br/>
+      </w:r>
+      <w:r>
+        <w:rPr>
+          <w:rStyle w:val="VerbatimChar"/>
+        </w:rPr>
+        <w:t xml:space="preserve">## max_msg_len                    8.9437288</w:t>
+      </w:r>
+      <w:r>
+        <w:br/>
+      </w:r>
+      <w:r>
+        <w:rPr>
+          <w:rStyle w:val="VerbatimChar"/>
+        </w:rPr>
+        <w:t xml:space="preserve">## hours_since_last_msg          17.4898054</w:t>
+      </w:r>
+      <w:r>
+        <w:br/>
+      </w:r>
+      <w:r>
+        <w:rPr>
+          <w:rStyle w:val="VerbatimChar"/>
+        </w:rPr>
+        <w:t xml:space="preserve">## active_days                    5.2296630</w:t>
+      </w:r>
+      <w:r>
+        <w:br/>
+      </w:r>
+      <w:r>
+        <w:rPr>
+          <w:rStyle w:val="VerbatimChar"/>
+        </w:rPr>
+        <w:t xml:space="preserve">## completed_before_cutoff       22.9536213</w:t>
+      </w:r>
+      <w:r>
+        <w:br/>
+      </w:r>
+      <w:r>
+        <w:rPr>
+          <w:rStyle w:val="VerbatimChar"/>
+        </w:rPr>
+        <w:t xml:space="preserve">## n_prev_completed               0.7022097</w:t>
+      </w:r>
+      <w:r>
+        <w:br/>
+      </w:r>
+      <w:r>
+        <w:rPr>
+          <w:rStyle w:val="VerbatimChar"/>
+        </w:rPr>
+        <w:t xml:space="preserve">## prev_completion_rate           0.7793259</w:t>
+      </w:r>
+      <w:r>
+        <w:br/>
+      </w:r>
+      <w:r>
+        <w:rPr>
+          <w:rStyle w:val="VerbatimChar"/>
+        </w:rPr>
+        <w:t xml:space="preserve">## pct_question                   5.6112318</w:t>
+      </w:r>
+      <w:r>
+        <w:br/>
+      </w:r>
+      <w:r>
+        <w:rPr>
+          <w:rStyle w:val="VerbatimChar"/>
+        </w:rPr>
+        <w:t xml:space="preserve">## pct_weekend                    4.1018950</w:t>
+      </w:r>
+      <w:r>
+        <w:br/>
+      </w:r>
+      <w:r>
+        <w:rPr>
+          <w:rStyle w:val="VerbatimChar"/>
+        </w:rPr>
+        <w:t xml:space="preserve">## median_msg_len                 8.0863728</w:t>
       </w:r>
     </w:p>
     <w:p>
@@ -15540,7 +16125,7 @@
         <w:rPr>
           <w:rStyle w:val="VerbatimChar"/>
         </w:rPr>
-        <w:t xml:space="preserve">## F1: 0.6818182</w:t>
+        <w:t xml:space="preserve">## F1: 0.7111111</w:t>
       </w:r>
     </w:p>
     <w:p>
@@ -16047,7 +16632,7 @@
         <w:rPr>
           <w:rStyle w:val="VerbatimChar"/>
         </w:rPr>
-        <w:t xml:space="preserve">## Accuracy: 0.9419087</w:t>
+        <w:t xml:space="preserve">## Accuracy: 0.9460581</w:t>
       </w:r>
     </w:p>
     <w:p>
@@ -16135,7 +16720,7 @@
         <w:rPr>
           <w:rStyle w:val="VerbatimChar"/>
         </w:rPr>
-        <w:t xml:space="preserve">## Precision: 0.9375</w:t>
+        <w:t xml:space="preserve">## Precision: 0.9411765</w:t>
       </w:r>
     </w:p>
     <w:p>
@@ -16223,7 +16808,7 @@
         <w:rPr>
           <w:rStyle w:val="VerbatimChar"/>
         </w:rPr>
-        <w:t xml:space="preserve">## Recall: 0.5357143</w:t>
+        <w:t xml:space="preserve">## Recall: 0.5714286</w:t>
       </w:r>
     </w:p>
     <w:p>
@@ -16361,7 +16946,7 @@
         <w:t xml:space="preserve"> </w:t>
       </w:r>
       <w:r>
-        <w:t xml:space="preserve">(using 11 features derived from chatbot conversations and activity history, with class weights to up-weight the minority class). Based on test-set performance, we recommend the</w:t>
+        <w:t xml:space="preserve">(using 14 features derived from chatbot conversations, activity history, and behavioral patterns, with class weights to up-weight the minority class). Based on test-set performance, we recommend the</w:t>
       </w:r>
       <w:r>
         <w:t xml:space="preserve"> </w:t>
@@ -16377,7 +16962,7 @@
         <w:t xml:space="preserve"> </w:t>
       </w:r>
       <w:r>
-        <w:t xml:space="preserve">model. It achieved the highest F1 score (0.68 vs. 0.56 for the baseline) with notably higher precision (0.94 vs. 0.58), meaning that nearly every student it flags as at-risk actually does miss the deadline. Both models were tuned for the imbalanced class distribution (~18% positive rate in training, ~12% in test).</w:t>
+        <w:t xml:space="preserve">model. It achieved the highest F1 score (0.71 vs. 0.56 for the baseline) with notably higher precision (0.94 vs. 0.58), meaning that nearly every student it flags as at-risk actually does miss the deadline. Both models were tuned for the imbalanced class distribution (~18% positive rate in training, ~12% in test).</w:t>
       </w:r>
     </w:p>
     <w:bookmarkEnd w:id="31"/>
@@ -16411,13 +16996,13 @@
           <w:b/>
           <w:bCs/>
         </w:rPr>
-        <w:t xml:space="preserve">completed_before_cutoff</w:t>
-      </w:r>
-      <w:r>
-        <w:t xml:space="preserve"> </w:t>
-      </w:r>
-      <w:r>
-        <w:t xml:space="preserve">(22.71) — Whether the student had already completed the current activity before the 24-hour cutoff. Students who have not yet completed the activity are at substantially higher risk.</w:t>
+        <w:t xml:space="preserve">total_activity_msgs</w:t>
+      </w:r>
+      <w:r>
+        <w:t xml:space="preserve"> </w:t>
+      </w:r>
+      <w:r>
+        <w:t xml:space="preserve">(26.20) — The number of messages the student sent related to the current activity’s steps before the cutoff. Higher activity-specific engagement strongly signals on-track behavior.</w:t>
       </w:r>
     </w:p>
     <w:p>
@@ -16433,13 +17018,13 @@
           <w:b/>
           <w:bCs/>
         </w:rPr>
-        <w:t xml:space="preserve">total_activity_msgs</w:t>
-      </w:r>
-      <w:r>
-        <w:t xml:space="preserve"> </w:t>
-      </w:r>
-      <w:r>
-        <w:t xml:space="preserve">(21.98) — The number of messages the student sent related to the current activity’s steps. Higher activity-specific engagement strongly signals on-track behavior.</w:t>
+        <w:t xml:space="preserve">completed_before_cutoff</w:t>
+      </w:r>
+      <w:r>
+        <w:t xml:space="preserve"> </w:t>
+      </w:r>
+      <w:r>
+        <w:t xml:space="preserve">(22.95) — Whether the student had already completed the current activity before the 24-hour cutoff. Students who have not yet completed the activity are at substantially higher risk.</w:t>
       </w:r>
     </w:p>
     <w:p>
@@ -16461,7 +17046,7 @@
         <w:t xml:space="preserve"> </w:t>
       </w:r>
       <w:r>
-        <w:t xml:space="preserve">(14.45) — How long ago the student last interacted with the chatbot before the cutoff. Students who have been inactive for many hours are at higher risk.</w:t>
+        <w:t xml:space="preserve">(17.49) — How long ago the student last interacted with the chatbot before the cutoff. Students who have been inactive for many hours are at higher risk.</w:t>
       </w:r>
     </w:p>
     <w:p>
@@ -16483,7 +17068,7 @@
         <w:t xml:space="preserve"> </w:t>
       </w:r>
       <w:r>
-        <w:t xml:space="preserve">(10.34) — The total number of messages the student has sent up to the cutoff. Higher overall engagement with the platform indicates lower risk.</w:t>
+        <w:t xml:space="preserve">(11.83) — The total number of messages the student has sent up to the cutoff. Higher overall engagement with the platform indicates lower risk.</w:t>
       </w:r>
     </w:p>
     <w:p>
@@ -16505,7 +17090,7 @@
         <w:t xml:space="preserve"> </w:t>
       </w:r>
       <w:r>
-        <w:t xml:space="preserve">(9.18) and</w:t>
+        <w:t xml:space="preserve">(9.24),</w:t>
       </w:r>
       <w:r>
         <w:t xml:space="preserve"> </w:t>
@@ -16521,7 +17106,61 @@
         <w:t xml:space="preserve"> </w:t>
       </w:r>
       <w:r>
-        <w:t xml:space="preserve">(8.68) — Message length metrics reflect depth of engagement with the chatbot.</w:t>
+        <w:t xml:space="preserve">(8.94), and</w:t>
+      </w:r>
+      <w:r>
+        <w:t xml:space="preserve"> </w:t>
+      </w:r>
+      <w:r>
+        <w:rPr>
+          <w:b/>
+          <w:bCs/>
+        </w:rPr>
+        <w:t xml:space="preserve">median_msg_len</w:t>
+      </w:r>
+      <w:r>
+        <w:t xml:space="preserve"> </w:t>
+      </w:r>
+      <w:r>
+        <w:t xml:space="preserve">(8.09) — Message length metrics reflect depth of engagement with the chatbot.</w:t>
+      </w:r>
+    </w:p>
+    <w:p>
+      <w:pPr>
+        <w:pStyle w:val="Compact"/>
+        <w:numPr>
+          <w:ilvl w:val="0"/>
+          <w:numId w:val="1004"/>
+        </w:numPr>
+      </w:pPr>
+      <w:r>
+        <w:rPr>
+          <w:b/>
+          <w:bCs/>
+        </w:rPr>
+        <w:t xml:space="preserve">pct_question</w:t>
+      </w:r>
+      <w:r>
+        <w:t xml:space="preserve"> </w:t>
+      </w:r>
+      <w:r>
+        <w:t xml:space="preserve">(5.61) and</w:t>
+      </w:r>
+      <w:r>
+        <w:t xml:space="preserve"> </w:t>
+      </w:r>
+      <w:r>
+        <w:rPr>
+          <w:b/>
+          <w:bCs/>
+        </w:rPr>
+        <w:t xml:space="preserve">pct_weekend</w:t>
+      </w:r>
+      <w:r>
+        <w:t xml:space="preserve"> </w:t>
+      </w:r>
+      <w:r>
+        <w:t xml:space="preserve">(4.10) — The proportion of messages containing questions and the proportion sent on weekends capture behavioral patterns that distinguish students who may be at risk.</w:t>
       </w:r>
     </w:p>
     <w:p>
@@ -16649,7 +17288,7 @@
                 <w:b/>
                 <w:bCs/>
               </w:rPr>
-              <w:t xml:space="preserve">0.68</w:t>
+              <w:t xml:space="preserve">0.71</w:t>
             </w:r>
           </w:p>
         </w:tc>
@@ -16727,7 +17366,7 @@
                 <w:b/>
                 <w:bCs/>
               </w:rPr>
-              <w:t xml:space="preserve">0.54</w:t>
+              <w:t xml:space="preserve">0.57</w:t>
             </w:r>
           </w:p>
         </w:tc>
@@ -16766,7 +17405,7 @@
                 <w:b/>
                 <w:bCs/>
               </w:rPr>
-              <w:t xml:space="preserve">0.94</w:t>
+              <w:t xml:space="preserve">0.95</w:t>
             </w:r>
           </w:p>
         </w:tc>
@@ -16777,7 +17416,7 @@
         <w:pStyle w:val="BodyText"/>
       </w:pPr>
       <w:r>
-        <w:t xml:space="preserve">Both models identify roughly the same proportion of at-risk students (recall ≈ 0.54), but the Random Forest does so with far fewer false alarms (precision 0.94 vs. 0.58). This means 15 out of 16 students flagged by the RF actually missed the deadline, compared to only about 3 out of 5 for the baseline.</w:t>
+        <w:t xml:space="preserve">Both models identify a similar proportion of at-risk students, but the Random Forest does so with far fewer false alarms (precision 0.94 vs. 0.58). This means 16 out of 17 students flagged by the RF actually missed the deadline, compared to only about 3 out of 5 for the baseline.</w:t>
       </w:r>
     </w:p>
     <w:bookmarkEnd w:id="33"/>
@@ -17052,7 +17691,7 @@
         <w:t xml:space="preserve">Use as a high-precision alert</w:t>
       </w:r>
       <w:r>
-        <w:t xml:space="preserve">: The Random Forest has precision of 0.94 on the test set, so nearly every flagged student actually misses the deadline, making automated reminders very low-risk. However, the recall of 0.54 means about 46% of at-risk students will not be flagged, so the system should complement rather than replace instructor awareness.</w:t>
+        <w:t xml:space="preserve">: The Random Forest has precision of 0.94 on the test set, so nearly every flagged student actually misses the deadline, making automated reminders very low-risk. However, the recall of 0.57 means about 43% of at-risk students will not be flagged, so the system should complement rather than replace instructor awareness.</w:t>
       </w:r>
     </w:p>
     <w:p>
@@ -17098,7 +17737,7 @@
         <w:pStyle w:val="FirstParagraph"/>
       </w:pPr>
       <w:r>
-        <w:t xml:space="preserve">Overall, the Random Forest model demonstrates that LMS chatbot interaction data — particularly activity completion status, activity-specific message volume, and recency of engagement — can provide meaningful early warning signals for missed deadlines. The model’s high precision makes it well-suited for low-risk interventions (e.g., nudge reminders), even though recall remains a limitation with the current feature set.</w:t>
+        <w:t xml:space="preserve">Overall, the Random Forest model demonstrates that LMS chatbot interaction data — particularly activity-specific message volume, activity completion status, recency of engagement, and behavioral patterns like question-asking frequency — can provide meaningful early warning signals for missed deadlines. The model’s high precision makes it well-suited for low-risk interventions (e.g., nudge reminders), even though recall remains a limitation with the current feature set.</w:t>
       </w:r>
     </w:p>
     <w:p>
